--- a/oracle/platform-suite-20261027/09_ground-operation-platform_落地式操作平台.docx
+++ b/oracle/platform-suite-20261027/09_ground-operation-platform_落地式操作平台.docx
@@ -2165,7 +2165,7 @@
                 <w:b w:val="0"/>
                 <w:sz w:val="21"/>
               </w:rPr>
-              <w:t>independentAndRigidConnection</w:t>
+              <w:t>doubleHorizontalRails</w:t>
             </w:r>
           </w:p>
         </w:tc>
@@ -2214,7 +2214,7 @@
                 <w:b w:val="0"/>
                 <w:sz w:val="21"/>
               </w:rPr>
-              <w:t>doubleHorizontalRails</w:t>
+              <w:t>independentAndRigidConnection</w:t>
             </w:r>
           </w:p>
         </w:tc>

--- a/oracle/platform-suite-20261027/09_ground-operation-platform_落地式操作平台.docx
+++ b/oracle/platform-suite-20261027/09_ground-operation-platform_落地式操作平台.docx
@@ -2165,7 +2165,7 @@
                 <w:b w:val="0"/>
                 <w:sz w:val="21"/>
               </w:rPr>
-              <w:t>doubleHorizontalRails</w:t>
+              <w:t>independentAndRigidConnection</w:t>
             </w:r>
           </w:p>
         </w:tc>
@@ -2214,7 +2214,7 @@
                 <w:b w:val="0"/>
                 <w:sz w:val="21"/>
               </w:rPr>
-              <w:t>independentAndRigidConnection</w:t>
+              <w:t>ladderInstalled</w:t>
             </w:r>
           </w:p>
         </w:tc>
@@ -2312,7 +2312,7 @@
                 <w:b w:val="0"/>
                 <w:sz w:val="21"/>
               </w:rPr>
-              <w:t>ladderInstalled</w:t>
+              <w:t>doubleHorizontalRails</w:t>
             </w:r>
           </w:p>
         </w:tc>
